--- a/output/cv/Saheed_Prosper_Tobi_Web_Frontend_Engineer_CV.docx
+++ b/output/cv/Saheed_Prosper_Tobi_Web_Frontend_Engineer_CV.docx
@@ -4,12 +4,12 @@
   <w:body>
     <w:p>
       <w:pPr>
-        <w:spacing w:before="0" w:after="20" w:line="252" w:lineRule="auto"/>
+        <w:spacing w:before="0" w:after="0" w:line="252" w:lineRule="auto"/>
         <w:jc w:val="center"/>
       </w:pPr>
       <w:r>
         <w:rPr>
-          <w:rFonts w:ascii="Calibri" w:hAnsi="Calibri"/>
+          <w:rFonts w:ascii="Arial" w:hAnsi="Arial"/>
           <w:b/>
           <w:color w:val="000000"/>
           <w:sz w:val="34"/>
@@ -19,12 +19,12 @@
     </w:p>
     <w:p>
       <w:pPr>
-        <w:spacing w:before="0" w:after="40" w:line="252" w:lineRule="auto"/>
+        <w:spacing w:before="0" w:after="0" w:line="252" w:lineRule="auto"/>
         <w:jc w:val="center"/>
       </w:pPr>
       <w:r>
         <w:rPr>
-          <w:rFonts w:ascii="Calibri" w:hAnsi="Calibri"/>
+          <w:rFonts w:ascii="Arial" w:hAnsi="Arial"/>
           <w:b/>
           <w:color w:val="1F4D78"/>
           <w:sz w:val="21"/>
@@ -34,12 +34,12 @@
     </w:p>
     <w:p>
       <w:pPr>
-        <w:spacing w:before="0" w:after="20" w:line="252" w:lineRule="auto"/>
+        <w:spacing w:before="0" w:after="0" w:line="252" w:lineRule="auto"/>
         <w:jc w:val="center"/>
       </w:pPr>
       <w:r>
         <w:rPr>
-          <w:rFonts w:ascii="Calibri" w:hAnsi="Calibri"/>
+          <w:rFonts w:ascii="Arial" w:hAnsi="Arial"/>
           <w:color w:val="505050"/>
           <w:sz w:val="18"/>
         </w:rPr>
@@ -57,6 +57,8 @@
       <w:hyperlink r:id="rId10">
         <w:r>
           <w:rPr>
+            <w:rFonts w:ascii="Arial" w:hAnsi="Arial"/>
+            <w:sz w:val="18"/>
             <w:color w:val="1F4D78"/>
             <w:u w:val="single"/>
           </w:rPr>
@@ -65,7 +67,7 @@
       </w:hyperlink>
       <w:r>
         <w:rPr>
-          <w:rFonts w:ascii="Calibri" w:hAnsi="Calibri"/>
+          <w:rFonts w:ascii="Arial" w:hAnsi="Arial"/>
           <w:color w:val="505050"/>
           <w:sz w:val="18"/>
         </w:rPr>
@@ -74,10 +76,31 @@
       <w:hyperlink r:id="rId11">
         <w:r>
           <w:rPr>
+            <w:rFonts w:ascii="Arial" w:hAnsi="Arial"/>
+            <w:sz w:val="18"/>
             <w:color w:val="1F4D78"/>
             <w:u w:val="single"/>
           </w:rPr>
           <w:t>github.com/prosper-85</w:t>
+        </w:r>
+      </w:hyperlink>
+      <w:r>
+        <w:rPr>
+          <w:rFonts w:ascii="Arial" w:hAnsi="Arial"/>
+          <w:color w:val="505050"/>
+          <w:sz w:val="18"/>
+        </w:rPr>
+        <w:t xml:space="preserve"> | </w:t>
+      </w:r>
+      <w:hyperlink r:id="rId12">
+        <w:r>
+          <w:rPr>
+            <w:rFonts w:ascii="Arial" w:hAnsi="Arial"/>
+            <w:sz w:val="18"/>
+            <w:color w:val="1F4D78"/>
+            <w:u w:val="single"/>
+          </w:rPr>
+          <w:t>prosper-01.netlify.app</w:t>
         </w:r>
       </w:hyperlink>
     </w:p>
@@ -91,11 +114,11 @@
     </w:p>
     <w:p>
       <w:pPr>
-        <w:spacing w:before="0" w:after="80" w:line="259" w:lineRule="auto"/>
+        <w:spacing w:before="0" w:after="80" w:line="264" w:lineRule="auto"/>
       </w:pPr>
       <w:r>
         <w:rPr>
-          <w:rFonts w:ascii="Calibri" w:hAnsi="Calibri"/>
+          <w:rFonts w:ascii="Arial" w:hAnsi="Arial"/>
           <w:color w:val="1C1C1C"/>
           <w:sz w:val="19"/>
         </w:rPr>
@@ -113,12 +136,12 @@
     <w:p>
       <w:pPr>
         <w:pStyle w:val="ListBullet"/>
-        <w:spacing w:before="0" w:after="40" w:line="250" w:lineRule="auto"/>
+        <w:spacing w:before="0" w:after="32" w:line="254" w:lineRule="auto"/>
         <w:ind w:left="317" w:hanging="173"/>
       </w:pPr>
       <w:r>
         <w:rPr>
-          <w:rFonts w:ascii="Calibri" w:hAnsi="Calibri"/>
+          <w:rFonts w:ascii="Arial" w:hAnsi="Arial"/>
           <w:color w:val="1C1C1C"/>
           <w:sz w:val="18"/>
         </w:rPr>
@@ -128,12 +151,12 @@
     <w:p>
       <w:pPr>
         <w:pStyle w:val="ListBullet"/>
-        <w:spacing w:before="0" w:after="40" w:line="250" w:lineRule="auto"/>
+        <w:spacing w:before="0" w:after="32" w:line="254" w:lineRule="auto"/>
         <w:ind w:left="317" w:hanging="173"/>
       </w:pPr>
       <w:r>
         <w:rPr>
-          <w:rFonts w:ascii="Calibri" w:hAnsi="Calibri"/>
+          <w:rFonts w:ascii="Arial" w:hAnsi="Arial"/>
           <w:color w:val="1C1C1C"/>
           <w:sz w:val="18"/>
         </w:rPr>
@@ -143,12 +166,12 @@
     <w:p>
       <w:pPr>
         <w:pStyle w:val="ListBullet"/>
-        <w:spacing w:before="0" w:after="40" w:line="250" w:lineRule="auto"/>
+        <w:spacing w:before="0" w:after="32" w:line="254" w:lineRule="auto"/>
         <w:ind w:left="317" w:hanging="173"/>
       </w:pPr>
       <w:r>
         <w:rPr>
-          <w:rFonts w:ascii="Calibri" w:hAnsi="Calibri"/>
+          <w:rFonts w:ascii="Arial" w:hAnsi="Arial"/>
           <w:color w:val="1C1C1C"/>
           <w:sz w:val="18"/>
         </w:rPr>
@@ -158,12 +181,12 @@
     <w:p>
       <w:pPr>
         <w:pStyle w:val="ListBullet"/>
-        <w:spacing w:before="0" w:after="40" w:line="250" w:lineRule="auto"/>
+        <w:spacing w:before="0" w:after="32" w:line="254" w:lineRule="auto"/>
         <w:ind w:left="317" w:hanging="173"/>
       </w:pPr>
       <w:r>
         <w:rPr>
-          <w:rFonts w:ascii="Calibri" w:hAnsi="Calibri"/>
+          <w:rFonts w:ascii="Arial" w:hAnsi="Arial"/>
           <w:color w:val="1C1C1C"/>
           <w:sz w:val="18"/>
         </w:rPr>
@@ -173,12 +196,12 @@
     <w:p>
       <w:pPr>
         <w:pStyle w:val="ListBullet"/>
-        <w:spacing w:before="0" w:after="40" w:line="250" w:lineRule="auto"/>
+        <w:spacing w:before="0" w:after="32" w:line="254" w:lineRule="auto"/>
         <w:ind w:left="317" w:hanging="173"/>
       </w:pPr>
       <w:r>
         <w:rPr>
-          <w:rFonts w:ascii="Calibri" w:hAnsi="Calibri"/>
+          <w:rFonts w:ascii="Arial" w:hAnsi="Arial"/>
           <w:color w:val="1C1C1C"/>
           <w:sz w:val="18"/>
         </w:rPr>
@@ -195,22 +218,22 @@
     </w:p>
     <w:p>
       <w:pPr>
-        <w:spacing w:before="40" w:after="0" w:line="252" w:lineRule="auto"/>
+        <w:spacing w:before="40" w:after="10" w:line="252" w:lineRule="auto"/>
       </w:pPr>
       <w:r>
         <w:rPr>
-          <w:rFonts w:ascii="Calibri" w:hAnsi="Calibri"/>
+          <w:rFonts w:ascii="Arial" w:hAnsi="Arial"/>
           <w:b/>
           <w:color w:val="000000"/>
-          <w:sz w:val="20"/>
+          <w:sz w:val="19"/>
         </w:rPr>
         <w:t>Senior Frontend Engineer / Frontend Lead</w:t>
       </w:r>
       <w:r>
         <w:rPr>
-          <w:rFonts w:ascii="Calibri" w:hAnsi="Calibri"/>
+          <w:rFonts w:ascii="Arial" w:hAnsi="Arial"/>
           <w:color w:val="505050"/>
-          <w:sz w:val="19"/>
+          <w:sz w:val="18"/>
         </w:rPr>
         <w:t xml:space="preserve"> | iRecharge Tech Innovations LTD | Jan 2024 - Present</w:t>
       </w:r>
@@ -218,12 +241,12 @@
     <w:p>
       <w:pPr>
         <w:pStyle w:val="ListBullet"/>
-        <w:spacing w:before="0" w:after="40" w:line="250" w:lineRule="auto"/>
+        <w:spacing w:before="0" w:after="32" w:line="254" w:lineRule="auto"/>
         <w:ind w:left="317" w:hanging="173"/>
       </w:pPr>
       <w:r>
         <w:rPr>
-          <w:rFonts w:ascii="Calibri" w:hAnsi="Calibri"/>
+          <w:rFonts w:ascii="Arial" w:hAnsi="Arial"/>
           <w:color w:val="1C1C1C"/>
           <w:sz w:val="18"/>
         </w:rPr>
@@ -233,12 +256,12 @@
     <w:p>
       <w:pPr>
         <w:pStyle w:val="ListBullet"/>
-        <w:spacing w:before="0" w:after="40" w:line="250" w:lineRule="auto"/>
+        <w:spacing w:before="0" w:after="32" w:line="254" w:lineRule="auto"/>
         <w:ind w:left="317" w:hanging="173"/>
       </w:pPr>
       <w:r>
         <w:rPr>
-          <w:rFonts w:ascii="Calibri" w:hAnsi="Calibri"/>
+          <w:rFonts w:ascii="Arial" w:hAnsi="Arial"/>
           <w:color w:val="1C1C1C"/>
           <w:sz w:val="18"/>
         </w:rPr>
@@ -248,12 +271,12 @@
     <w:p>
       <w:pPr>
         <w:pStyle w:val="ListBullet"/>
-        <w:spacing w:before="0" w:after="40" w:line="250" w:lineRule="auto"/>
+        <w:spacing w:before="0" w:after="32" w:line="254" w:lineRule="auto"/>
         <w:ind w:left="317" w:hanging="173"/>
       </w:pPr>
       <w:r>
         <w:rPr>
-          <w:rFonts w:ascii="Calibri" w:hAnsi="Calibri"/>
+          <w:rFonts w:ascii="Arial" w:hAnsi="Arial"/>
           <w:color w:val="1C1C1C"/>
           <w:sz w:val="18"/>
         </w:rPr>
@@ -263,12 +286,12 @@
     <w:p>
       <w:pPr>
         <w:pStyle w:val="ListBullet"/>
-        <w:spacing w:before="0" w:after="40" w:line="250" w:lineRule="auto"/>
+        <w:spacing w:before="0" w:after="32" w:line="254" w:lineRule="auto"/>
         <w:ind w:left="317" w:hanging="173"/>
       </w:pPr>
       <w:r>
         <w:rPr>
-          <w:rFonts w:ascii="Calibri" w:hAnsi="Calibri"/>
+          <w:rFonts w:ascii="Arial" w:hAnsi="Arial"/>
           <w:color w:val="1C1C1C"/>
           <w:sz w:val="18"/>
         </w:rPr>
@@ -277,22 +300,22 @@
     </w:p>
     <w:p>
       <w:pPr>
-        <w:spacing w:before="40" w:after="0" w:line="252" w:lineRule="auto"/>
+        <w:spacing w:before="40" w:after="10" w:line="252" w:lineRule="auto"/>
       </w:pPr>
       <w:r>
         <w:rPr>
-          <w:rFonts w:ascii="Calibri" w:hAnsi="Calibri"/>
+          <w:rFonts w:ascii="Arial" w:hAnsi="Arial"/>
           <w:b/>
           <w:color w:val="000000"/>
-          <w:sz w:val="20"/>
+          <w:sz w:val="19"/>
         </w:rPr>
         <w:t>Frontend / Full-Stack Engineer</w:t>
       </w:r>
       <w:r>
         <w:rPr>
-          <w:rFonts w:ascii="Calibri" w:hAnsi="Calibri"/>
+          <w:rFonts w:ascii="Arial" w:hAnsi="Arial"/>
           <w:color w:val="505050"/>
-          <w:sz w:val="19"/>
+          <w:sz w:val="18"/>
         </w:rPr>
         <w:t xml:space="preserve"> | Orion Industrial Tech | Nov 2022 - Dec 2023</w:t>
       </w:r>
@@ -300,12 +323,12 @@
     <w:p>
       <w:pPr>
         <w:pStyle w:val="ListBullet"/>
-        <w:spacing w:before="0" w:after="40" w:line="250" w:lineRule="auto"/>
+        <w:spacing w:before="0" w:after="32" w:line="254" w:lineRule="auto"/>
         <w:ind w:left="317" w:hanging="173"/>
       </w:pPr>
       <w:r>
         <w:rPr>
-          <w:rFonts w:ascii="Calibri" w:hAnsi="Calibri"/>
+          <w:rFonts w:ascii="Arial" w:hAnsi="Arial"/>
           <w:color w:val="1C1C1C"/>
           <w:sz w:val="18"/>
         </w:rPr>
@@ -315,12 +338,12 @@
     <w:p>
       <w:pPr>
         <w:pStyle w:val="ListBullet"/>
-        <w:spacing w:before="0" w:after="40" w:line="250" w:lineRule="auto"/>
+        <w:spacing w:before="0" w:after="32" w:line="254" w:lineRule="auto"/>
         <w:ind w:left="317" w:hanging="173"/>
       </w:pPr>
       <w:r>
         <w:rPr>
-          <w:rFonts w:ascii="Calibri" w:hAnsi="Calibri"/>
+          <w:rFonts w:ascii="Arial" w:hAnsi="Arial"/>
           <w:color w:val="1C1C1C"/>
           <w:sz w:val="18"/>
         </w:rPr>
@@ -330,12 +353,12 @@
     <w:p>
       <w:pPr>
         <w:pStyle w:val="ListBullet"/>
-        <w:spacing w:before="0" w:after="40" w:line="250" w:lineRule="auto"/>
+        <w:spacing w:before="0" w:after="32" w:line="254" w:lineRule="auto"/>
         <w:ind w:left="317" w:hanging="173"/>
       </w:pPr>
       <w:r>
         <w:rPr>
-          <w:rFonts w:ascii="Calibri" w:hAnsi="Calibri"/>
+          <w:rFonts w:ascii="Arial" w:hAnsi="Arial"/>
           <w:color w:val="1C1C1C"/>
           <w:sz w:val="18"/>
         </w:rPr>
@@ -345,12 +368,12 @@
     <w:p>
       <w:pPr>
         <w:pStyle w:val="ListBullet"/>
-        <w:spacing w:before="0" w:after="40" w:line="250" w:lineRule="auto"/>
+        <w:spacing w:before="0" w:after="32" w:line="254" w:lineRule="auto"/>
         <w:ind w:left="317" w:hanging="173"/>
       </w:pPr>
       <w:r>
         <w:rPr>
-          <w:rFonts w:ascii="Calibri" w:hAnsi="Calibri"/>
+          <w:rFonts w:ascii="Arial" w:hAnsi="Arial"/>
           <w:color w:val="1C1C1C"/>
           <w:sz w:val="18"/>
         </w:rPr>
@@ -359,22 +382,22 @@
     </w:p>
     <w:p>
       <w:pPr>
-        <w:spacing w:before="40" w:after="0" w:line="252" w:lineRule="auto"/>
+        <w:spacing w:before="40" w:after="10" w:line="252" w:lineRule="auto"/>
       </w:pPr>
       <w:r>
         <w:rPr>
-          <w:rFonts w:ascii="Calibri" w:hAnsi="Calibri"/>
+          <w:rFonts w:ascii="Arial" w:hAnsi="Arial"/>
           <w:b/>
           <w:color w:val="000000"/>
-          <w:sz w:val="20"/>
+          <w:sz w:val="19"/>
         </w:rPr>
         <w:t>Frontend / Full-Stack Engineer</w:t>
       </w:r>
       <w:r>
         <w:rPr>
-          <w:rFonts w:ascii="Calibri" w:hAnsi="Calibri"/>
+          <w:rFonts w:ascii="Arial" w:hAnsi="Arial"/>
           <w:color w:val="505050"/>
-          <w:sz w:val="19"/>
+          <w:sz w:val="18"/>
         </w:rPr>
         <w:t xml:space="preserve"> | Spacepen Technology | Apr 2022</w:t>
       </w:r>
@@ -382,12 +405,12 @@
     <w:p>
       <w:pPr>
         <w:pStyle w:val="ListBullet"/>
-        <w:spacing w:before="0" w:after="40" w:line="250" w:lineRule="auto"/>
+        <w:spacing w:before="0" w:after="32" w:line="254" w:lineRule="auto"/>
         <w:ind w:left="317" w:hanging="173"/>
       </w:pPr>
       <w:r>
         <w:rPr>
-          <w:rFonts w:ascii="Calibri" w:hAnsi="Calibri"/>
+          <w:rFonts w:ascii="Arial" w:hAnsi="Arial"/>
           <w:color w:val="1C1C1C"/>
           <w:sz w:val="18"/>
         </w:rPr>
@@ -397,12 +420,12 @@
     <w:p>
       <w:pPr>
         <w:pStyle w:val="ListBullet"/>
-        <w:spacing w:before="0" w:after="40" w:line="250" w:lineRule="auto"/>
+        <w:spacing w:before="0" w:after="32" w:line="254" w:lineRule="auto"/>
         <w:ind w:left="317" w:hanging="173"/>
       </w:pPr>
       <w:r>
         <w:rPr>
-          <w:rFonts w:ascii="Calibri" w:hAnsi="Calibri"/>
+          <w:rFonts w:ascii="Arial" w:hAnsi="Arial"/>
           <w:color w:val="1C1C1C"/>
           <w:sz w:val="18"/>
         </w:rPr>
@@ -412,12 +435,12 @@
     <w:p>
       <w:pPr>
         <w:pStyle w:val="ListBullet"/>
-        <w:spacing w:before="0" w:after="40" w:line="250" w:lineRule="auto"/>
+        <w:spacing w:before="0" w:after="32" w:line="254" w:lineRule="auto"/>
         <w:ind w:left="317" w:hanging="173"/>
       </w:pPr>
       <w:r>
         <w:rPr>
-          <w:rFonts w:ascii="Calibri" w:hAnsi="Calibri"/>
+          <w:rFonts w:ascii="Arial" w:hAnsi="Arial"/>
           <w:color w:val="1C1C1C"/>
           <w:sz w:val="18"/>
         </w:rPr>
@@ -426,22 +449,22 @@
     </w:p>
     <w:p>
       <w:pPr>
-        <w:spacing w:before="40" w:after="0" w:line="252" w:lineRule="auto"/>
+        <w:spacing w:before="40" w:after="10" w:line="252" w:lineRule="auto"/>
       </w:pPr>
       <w:r>
         <w:rPr>
-          <w:rFonts w:ascii="Calibri" w:hAnsi="Calibri"/>
+          <w:rFonts w:ascii="Arial" w:hAnsi="Arial"/>
           <w:b/>
           <w:color w:val="000000"/>
-          <w:sz w:val="20"/>
+          <w:sz w:val="19"/>
         </w:rPr>
         <w:t>Frontend Developer</w:t>
       </w:r>
       <w:r>
         <w:rPr>
-          <w:rFonts w:ascii="Calibri" w:hAnsi="Calibri"/>
+          <w:rFonts w:ascii="Arial" w:hAnsi="Arial"/>
           <w:color w:val="505050"/>
-          <w:sz w:val="19"/>
+          <w:sz w:val="18"/>
         </w:rPr>
         <w:t xml:space="preserve"> | FICLC | Feb 2020</w:t>
       </w:r>
@@ -449,12 +472,12 @@
     <w:p>
       <w:pPr>
         <w:pStyle w:val="ListBullet"/>
-        <w:spacing w:before="0" w:after="40" w:line="250" w:lineRule="auto"/>
+        <w:spacing w:before="0" w:after="32" w:line="254" w:lineRule="auto"/>
         <w:ind w:left="317" w:hanging="173"/>
       </w:pPr>
       <w:r>
         <w:rPr>
-          <w:rFonts w:ascii="Calibri" w:hAnsi="Calibri"/>
+          <w:rFonts w:ascii="Arial" w:hAnsi="Arial"/>
           <w:color w:val="1C1C1C"/>
           <w:sz w:val="18"/>
         </w:rPr>
@@ -464,12 +487,12 @@
     <w:p>
       <w:pPr>
         <w:pStyle w:val="ListBullet"/>
-        <w:spacing w:before="0" w:after="40" w:line="250" w:lineRule="auto"/>
+        <w:spacing w:before="0" w:after="32" w:line="254" w:lineRule="auto"/>
         <w:ind w:left="317" w:hanging="173"/>
       </w:pPr>
       <w:r>
         <w:rPr>
-          <w:rFonts w:ascii="Calibri" w:hAnsi="Calibri"/>
+          <w:rFonts w:ascii="Arial" w:hAnsi="Arial"/>
           <w:color w:val="1C1C1C"/>
           <w:sz w:val="18"/>
         </w:rPr>
@@ -479,21 +502,16 @@
     <w:p>
       <w:pPr>
         <w:pStyle w:val="ListBullet"/>
-        <w:spacing w:before="0" w:after="40" w:line="250" w:lineRule="auto"/>
+        <w:spacing w:before="0" w:after="32" w:line="254" w:lineRule="auto"/>
         <w:ind w:left="317" w:hanging="173"/>
       </w:pPr>
       <w:r>
         <w:rPr>
-          <w:rFonts w:ascii="Calibri" w:hAnsi="Calibri"/>
+          <w:rFonts w:ascii="Arial" w:hAnsi="Arial"/>
           <w:color w:val="1C1C1C"/>
           <w:sz w:val="18"/>
         </w:rPr>
         <w:t>Contributed to backend API integration for seamless frontend-backend interaction.</w:t>
-      </w:r>
-    </w:p>
-    <w:p>
-      <w:r>
-        <w:br w:type="page"/>
       </w:r>
     </w:p>
     <w:p>
@@ -506,22 +524,22 @@
     </w:p>
     <w:p>
       <w:pPr>
-        <w:spacing w:before="40" w:after="0" w:line="252" w:lineRule="auto"/>
+        <w:spacing w:before="40" w:after="10" w:line="252" w:lineRule="auto"/>
       </w:pPr>
       <w:r>
         <w:rPr>
-          <w:rFonts w:ascii="Calibri" w:hAnsi="Calibri"/>
+          <w:rFonts w:ascii="Arial" w:hAnsi="Arial"/>
           <w:b/>
           <w:color w:val="000000"/>
-          <w:sz w:val="20"/>
+          <w:sz w:val="19"/>
         </w:rPr>
         <w:t>Accelerate</w:t>
       </w:r>
       <w:r>
         <w:rPr>
-          <w:rFonts w:ascii="Calibri" w:hAnsi="Calibri"/>
+          <w:rFonts w:ascii="Arial" w:hAnsi="Arial"/>
           <w:color w:val="505050"/>
-          <w:sz w:val="18"/>
+          <w:sz w:val="17"/>
         </w:rPr>
         <w:t xml:space="preserve"> | Lead Frontend contribution - accelerate.ng</w:t>
       </w:r>
@@ -529,12 +547,12 @@
     <w:p>
       <w:pPr>
         <w:pStyle w:val="ListBullet"/>
-        <w:spacing w:before="0" w:after="40" w:line="250" w:lineRule="auto"/>
+        <w:spacing w:before="0" w:after="32" w:line="254" w:lineRule="auto"/>
         <w:ind w:left="317" w:hanging="173"/>
       </w:pPr>
       <w:r>
         <w:rPr>
-          <w:rFonts w:ascii="Calibri" w:hAnsi="Calibri"/>
+          <w:rFonts w:ascii="Arial" w:hAnsi="Arial"/>
           <w:color w:val="1C1C1C"/>
           <w:sz w:val="18"/>
         </w:rPr>
@@ -544,12 +562,12 @@
     <w:p>
       <w:pPr>
         <w:pStyle w:val="ListBullet"/>
-        <w:spacing w:before="0" w:after="40" w:line="250" w:lineRule="auto"/>
+        <w:spacing w:before="0" w:after="32" w:line="254" w:lineRule="auto"/>
         <w:ind w:left="317" w:hanging="173"/>
       </w:pPr>
       <w:r>
         <w:rPr>
-          <w:rFonts w:ascii="Calibri" w:hAnsi="Calibri"/>
+          <w:rFonts w:ascii="Arial" w:hAnsi="Arial"/>
           <w:color w:val="1C1C1C"/>
           <w:sz w:val="18"/>
         </w:rPr>
@@ -558,22 +576,22 @@
     </w:p>
     <w:p>
       <w:pPr>
-        <w:spacing w:before="40" w:after="0" w:line="252" w:lineRule="auto"/>
+        <w:spacing w:before="40" w:after="10" w:line="252" w:lineRule="auto"/>
       </w:pPr>
       <w:r>
         <w:rPr>
-          <w:rFonts w:ascii="Calibri" w:hAnsi="Calibri"/>
+          <w:rFonts w:ascii="Arial" w:hAnsi="Arial"/>
           <w:b/>
           <w:color w:val="000000"/>
-          <w:sz w:val="20"/>
+          <w:sz w:val="19"/>
         </w:rPr>
         <w:t>iRecharge</w:t>
       </w:r>
       <w:r>
         <w:rPr>
-          <w:rFonts w:ascii="Calibri" w:hAnsi="Calibri"/>
+          <w:rFonts w:ascii="Arial" w:hAnsi="Arial"/>
           <w:color w:val="505050"/>
-          <w:sz w:val="18"/>
+          <w:sz w:val="17"/>
         </w:rPr>
         <w:t xml:space="preserve"> | Lead Frontend contribution - irecharge.ng</w:t>
       </w:r>
@@ -581,12 +599,12 @@
     <w:p>
       <w:pPr>
         <w:pStyle w:val="ListBullet"/>
-        <w:spacing w:before="0" w:after="40" w:line="250" w:lineRule="auto"/>
+        <w:spacing w:before="0" w:after="32" w:line="254" w:lineRule="auto"/>
         <w:ind w:left="317" w:hanging="173"/>
       </w:pPr>
       <w:r>
         <w:rPr>
-          <w:rFonts w:ascii="Calibri" w:hAnsi="Calibri"/>
+          <w:rFonts w:ascii="Arial" w:hAnsi="Arial"/>
           <w:color w:val="1C1C1C"/>
           <w:sz w:val="18"/>
         </w:rPr>
@@ -596,12 +614,12 @@
     <w:p>
       <w:pPr>
         <w:pStyle w:val="ListBullet"/>
-        <w:spacing w:before="0" w:after="40" w:line="250" w:lineRule="auto"/>
+        <w:spacing w:before="0" w:after="32" w:line="254" w:lineRule="auto"/>
         <w:ind w:left="317" w:hanging="173"/>
       </w:pPr>
       <w:r>
         <w:rPr>
-          <w:rFonts w:ascii="Calibri" w:hAnsi="Calibri"/>
+          <w:rFonts w:ascii="Arial" w:hAnsi="Arial"/>
           <w:color w:val="1C1C1C"/>
           <w:sz w:val="18"/>
         </w:rPr>
@@ -610,22 +628,22 @@
     </w:p>
     <w:p>
       <w:pPr>
-        <w:spacing w:before="40" w:after="0" w:line="252" w:lineRule="auto"/>
+        <w:spacing w:before="40" w:after="10" w:line="252" w:lineRule="auto"/>
       </w:pPr>
       <w:r>
         <w:rPr>
-          <w:rFonts w:ascii="Calibri" w:hAnsi="Calibri"/>
+          <w:rFonts w:ascii="Arial" w:hAnsi="Arial"/>
           <w:b/>
           <w:color w:val="000000"/>
-          <w:sz w:val="20"/>
+          <w:sz w:val="19"/>
         </w:rPr>
         <w:t>Sanitrack</w:t>
       </w:r>
       <w:r>
         <w:rPr>
-          <w:rFonts w:ascii="Calibri" w:hAnsi="Calibri"/>
+          <w:rFonts w:ascii="Arial" w:hAnsi="Arial"/>
           <w:color w:val="505050"/>
-          <w:sz w:val="18"/>
+          <w:sz w:val="17"/>
         </w:rPr>
         <w:t xml:space="preserve"> | React, React Native, TypeScript, Express.js, MongoDB, Docker</w:t>
       </w:r>
@@ -633,12 +651,12 @@
     <w:p>
       <w:pPr>
         <w:pStyle w:val="ListBullet"/>
-        <w:spacing w:before="0" w:after="40" w:line="250" w:lineRule="auto"/>
+        <w:spacing w:before="0" w:after="32" w:line="254" w:lineRule="auto"/>
         <w:ind w:left="317" w:hanging="173"/>
       </w:pPr>
       <w:r>
         <w:rPr>
-          <w:rFonts w:ascii="Calibri" w:hAnsi="Calibri"/>
+          <w:rFonts w:ascii="Arial" w:hAnsi="Arial"/>
           <w:color w:val="1C1C1C"/>
           <w:sz w:val="18"/>
         </w:rPr>
@@ -648,12 +666,12 @@
     <w:p>
       <w:pPr>
         <w:pStyle w:val="ListBullet"/>
-        <w:spacing w:before="0" w:after="40" w:line="250" w:lineRule="auto"/>
+        <w:spacing w:before="0" w:after="32" w:line="254" w:lineRule="auto"/>
         <w:ind w:left="317" w:hanging="173"/>
       </w:pPr>
       <w:r>
         <w:rPr>
-          <w:rFonts w:ascii="Calibri" w:hAnsi="Calibri"/>
+          <w:rFonts w:ascii="Arial" w:hAnsi="Arial"/>
           <w:color w:val="1C1C1C"/>
           <w:sz w:val="18"/>
         </w:rPr>
@@ -662,22 +680,22 @@
     </w:p>
     <w:p>
       <w:pPr>
-        <w:spacing w:before="40" w:after="0" w:line="252" w:lineRule="auto"/>
+        <w:spacing w:before="40" w:after="10" w:line="252" w:lineRule="auto"/>
       </w:pPr>
       <w:r>
         <w:rPr>
-          <w:rFonts w:ascii="Calibri" w:hAnsi="Calibri"/>
+          <w:rFonts w:ascii="Arial" w:hAnsi="Arial"/>
           <w:b/>
           <w:color w:val="000000"/>
-          <w:sz w:val="20"/>
+          <w:sz w:val="19"/>
         </w:rPr>
         <w:t>Payroll Automation Interfaces</w:t>
       </w:r>
       <w:r>
         <w:rPr>
-          <w:rFonts w:ascii="Calibri" w:hAnsi="Calibri"/>
+          <w:rFonts w:ascii="Arial" w:hAnsi="Arial"/>
           <w:color w:val="505050"/>
-          <w:sz w:val="18"/>
+          <w:sz w:val="17"/>
         </w:rPr>
         <w:t xml:space="preserve"> | React, Next.js, REST APIs</w:t>
       </w:r>
@@ -685,12 +703,12 @@
     <w:p>
       <w:pPr>
         <w:pStyle w:val="ListBullet"/>
-        <w:spacing w:before="0" w:after="40" w:line="250" w:lineRule="auto"/>
+        <w:spacing w:before="0" w:after="32" w:line="254" w:lineRule="auto"/>
         <w:ind w:left="317" w:hanging="173"/>
       </w:pPr>
       <w:r>
         <w:rPr>
-          <w:rFonts w:ascii="Calibri" w:hAnsi="Calibri"/>
+          <w:rFonts w:ascii="Arial" w:hAnsi="Arial"/>
           <w:color w:val="1C1C1C"/>
           <w:sz w:val="18"/>
         </w:rPr>
@@ -700,12 +718,12 @@
     <w:p>
       <w:pPr>
         <w:pStyle w:val="ListBullet"/>
-        <w:spacing w:before="0" w:after="40" w:line="250" w:lineRule="auto"/>
+        <w:spacing w:before="0" w:after="32" w:line="254" w:lineRule="auto"/>
         <w:ind w:left="317" w:hanging="173"/>
       </w:pPr>
       <w:r>
         <w:rPr>
-          <w:rFonts w:ascii="Calibri" w:hAnsi="Calibri"/>
+          <w:rFonts w:ascii="Arial" w:hAnsi="Arial"/>
           <w:color w:val="1C1C1C"/>
           <w:sz w:val="18"/>
         </w:rPr>
@@ -723,12 +741,12 @@
     <w:p>
       <w:pPr>
         <w:pStyle w:val="ListBullet"/>
-        <w:spacing w:before="0" w:after="40" w:line="250" w:lineRule="auto"/>
+        <w:spacing w:before="0" w:after="32" w:line="254" w:lineRule="auto"/>
         <w:ind w:left="317" w:hanging="173"/>
       </w:pPr>
       <w:r>
         <w:rPr>
-          <w:rFonts w:ascii="Calibri" w:hAnsi="Calibri"/>
+          <w:rFonts w:ascii="Arial" w:hAnsi="Arial"/>
           <w:color w:val="1C1C1C"/>
           <w:sz w:val="18"/>
         </w:rPr>
@@ -738,12 +756,12 @@
     <w:p>
       <w:pPr>
         <w:pStyle w:val="ListBullet"/>
-        <w:spacing w:before="0" w:after="40" w:line="250" w:lineRule="auto"/>
+        <w:spacing w:before="0" w:after="32" w:line="254" w:lineRule="auto"/>
         <w:ind w:left="317" w:hanging="173"/>
       </w:pPr>
       <w:r>
         <w:rPr>
-          <w:rFonts w:ascii="Calibri" w:hAnsi="Calibri"/>
+          <w:rFonts w:ascii="Arial" w:hAnsi="Arial"/>
           <w:color w:val="1C1C1C"/>
           <w:sz w:val="18"/>
         </w:rPr>
@@ -753,12 +771,12 @@
     <w:p>
       <w:pPr>
         <w:pStyle w:val="ListBullet"/>
-        <w:spacing w:before="0" w:after="40" w:line="250" w:lineRule="auto"/>
+        <w:spacing w:before="0" w:after="32" w:line="254" w:lineRule="auto"/>
         <w:ind w:left="317" w:hanging="173"/>
       </w:pPr>
       <w:r>
         <w:rPr>
-          <w:rFonts w:ascii="Calibri" w:hAnsi="Calibri"/>
+          <w:rFonts w:ascii="Arial" w:hAnsi="Arial"/>
           <w:color w:val="1C1C1C"/>
           <w:sz w:val="18"/>
         </w:rPr>
@@ -768,12 +786,12 @@
     <w:p>
       <w:pPr>
         <w:pStyle w:val="ListBullet"/>
-        <w:spacing w:before="0" w:after="40" w:line="250" w:lineRule="auto"/>
+        <w:spacing w:before="0" w:after="32" w:line="254" w:lineRule="auto"/>
         <w:ind w:left="317" w:hanging="173"/>
       </w:pPr>
       <w:r>
         <w:rPr>
-          <w:rFonts w:ascii="Calibri" w:hAnsi="Calibri"/>
+          <w:rFonts w:ascii="Arial" w:hAnsi="Arial"/>
           <w:color w:val="1C1C1C"/>
           <w:sz w:val="18"/>
         </w:rPr>
@@ -783,7 +801,7 @@
     <w:sectPr>
       <w:footerReference w:type="default" r:id="rId9"/>
       <w:pgSz w:w="12240" w:h="15840"/>
-      <w:pgMar w:top="893" w:right="979" w:bottom="835" w:left="979" w:header="432" w:footer="432" w:gutter="0"/>
+      <w:pgMar w:top="605" w:right="691" w:bottom="518" w:left="691" w:header="288" w:footer="259" w:gutter="0"/>
       <w:cols w:space="720"/>
       <w:docGrid w:linePitch="360"/>
     </w:sectPr>
@@ -796,16 +814,8 @@
   <w:p>
     <w:pPr>
       <w:pStyle w:val="Footer"/>
-      <w:jc w:val="center"/>
-    </w:pPr>
-    <w:r>
-      <w:rPr>
-        <w:rFonts w:ascii="Calibri" w:hAnsi="Calibri"/>
-        <w:color w:val="505050"/>
-        <w:sz w:val="16"/>
-      </w:rPr>
-      <w:t>Web / Frontend Engineer CV</w:t>
-    </w:r>
+    </w:pPr>
+    <w:r/>
   </w:p>
 </w:ftr>
 </file>
@@ -1174,12 +1184,12 @@
     <w:qFormat/>
     <w:rsid w:val="00FC693F"/>
     <w:pPr>
-      <w:spacing w:after="60" w:line="252" w:lineRule="auto"/>
+      <w:spacing w:after="40" w:line="254" w:lineRule="auto"/>
     </w:pPr>
     <w:rPr>
-      <w:rFonts w:ascii="Calibri" w:hAnsi="Calibri"/>
+      <w:rFonts w:ascii="Arial" w:hAnsi="Arial"/>
       <w:color w:val="1C1C1C"/>
-      <w:sz w:val="20"/>
+      <w:sz w:val="19"/>
     </w:rPr>
   </w:style>
   <w:style w:type="paragraph" w:styleId="Header">
@@ -1237,15 +1247,15 @@
     <w:pPr>
       <w:keepNext/>
       <w:keepLines/>
-      <w:spacing w:before="140" w:after="60"/>
+      <w:spacing w:before="140" w:after="50"/>
       <w:outlineLvl w:val="0"/>
     </w:pPr>
     <w:rPr>
-      <w:rFonts w:asciiTheme="majorHAnsi" w:eastAsiaTheme="majorEastAsia" w:hAnsiTheme="majorHAnsi" w:cstheme="majorBidi" w:ascii="Calibri" w:hAnsi="Calibri"/>
+      <w:rFonts w:asciiTheme="majorHAnsi" w:eastAsiaTheme="majorEastAsia" w:hAnsiTheme="majorHAnsi" w:cstheme="majorBidi" w:ascii="Arial" w:hAnsi="Arial"/>
       <w:b/>
       <w:bCs/>
       <w:color w:val="1F4D78"/>
-      <w:sz w:val="22"/>
+      <w:sz w:val="21"/>
       <w:szCs w:val="28"/>
     </w:rPr>
   </w:style>
@@ -1261,15 +1271,15 @@
     <w:pPr>
       <w:keepNext/>
       <w:keepLines/>
-      <w:spacing w:before="140" w:after="60"/>
+      <w:spacing w:before="140" w:after="50"/>
       <w:outlineLvl w:val="1"/>
     </w:pPr>
     <w:rPr>
-      <w:rFonts w:asciiTheme="majorHAnsi" w:eastAsiaTheme="majorEastAsia" w:hAnsiTheme="majorHAnsi" w:cstheme="majorBidi" w:ascii="Calibri" w:hAnsi="Calibri"/>
+      <w:rFonts w:asciiTheme="majorHAnsi" w:eastAsiaTheme="majorEastAsia" w:hAnsiTheme="majorHAnsi" w:cstheme="majorBidi" w:ascii="Arial" w:hAnsi="Arial"/>
       <w:b/>
       <w:bCs/>
       <w:color w:val="1F4D78"/>
-      <w:sz w:val="21"/>
+      <w:sz w:val="20"/>
       <w:szCs w:val="26"/>
     </w:rPr>
   </w:style>
